--- a/advoccacies/desktop taskbar and notification setup advocacy.docx
+++ b/advoccacies/desktop taskbar and notification setup advocacy.docx
@@ -71,15 +71,7 @@
       </w:pPr>
       <w:r>
         <w:rPr/>
-        <w:t>I also set the notification to appear on the upper right so that I can see most of the notifications but it can be disruptin</w:t>
-      </w:r>
-      <w:r>
-        <w:rPr/>
-        <w:t xml:space="preserve">g but the notification hide time can be adjust to a shorter time like three (3) seconds. </w:t>
-      </w:r>
-      <w:r>
-        <w:rPr/>
-        <w:t xml:space="preserve">:) The notification will not cover when I type documents because I type to write from left to right. </w:t>
+        <w:t xml:space="preserve">I also set the notification to appear on the upper right so that I can see most of the notifications but it can be disrupting but the notification hide time can be adjust to a shorter time like three (3) seconds. :) The notification will not cover when I type documents because I type from left to right. </w:t>
       </w:r>
     </w:p>
     <w:p>
@@ -467,8 +459,8 @@
       <w:lang w:val="en-PH" w:eastAsia="zh-CN" w:bidi="hi-IN"/>
     </w:rPr>
   </w:style>
-  <w:style w:type="character" w:styleId="Bulletsuser">
-    <w:name w:val="Bullets (user)"/>
+  <w:style w:type="character" w:styleId="Bullets">
+    <w:name w:val="Bullets"/>
     <w:qFormat/>
     <w:rPr>
       <w:rFonts w:ascii="OpenSymbol" w:hAnsi="OpenSymbol" w:eastAsia="OpenSymbol" w:cs="OpenSymbol"/>

--- a/advoccacies/desktop taskbar and notification setup advocacy.docx
+++ b/advoccacies/desktop taskbar and notification setup advocacy.docx
@@ -459,8 +459,8 @@
       <w:lang w:val="en-PH" w:eastAsia="zh-CN" w:bidi="hi-IN"/>
     </w:rPr>
   </w:style>
-  <w:style w:type="character" w:styleId="Bullets">
-    <w:name w:val="Bullets"/>
+  <w:style w:type="character" w:styleId="Bulletsuser">
+    <w:name w:val="Bullets (user)"/>
     <w:qFormat/>
     <w:rPr>
       <w:rFonts w:ascii="OpenSymbol" w:hAnsi="OpenSymbol" w:eastAsia="OpenSymbol" w:cs="OpenSymbol"/>

--- a/advoccacies/desktop taskbar and notification setup advocacy.docx
+++ b/advoccacies/desktop taskbar and notification setup advocacy.docx
@@ -459,8 +459,8 @@
       <w:lang w:val="en-PH" w:eastAsia="zh-CN" w:bidi="hi-IN"/>
     </w:rPr>
   </w:style>
-  <w:style w:type="character" w:styleId="Bulletsuser">
-    <w:name w:val="Bullets (user)"/>
+  <w:style w:type="character" w:styleId="Bullets">
+    <w:name w:val="Bullets"/>
     <w:qFormat/>
     <w:rPr>
       <w:rFonts w:ascii="OpenSymbol" w:hAnsi="OpenSymbol" w:eastAsia="OpenSymbol" w:cs="OpenSymbol"/>
